--- a/docs/enablement/word/Enablement-Where-Opal-and-AI-Credits-Fit-v2.0.docx
+++ b/docs/enablement/word/Enablement-Where-Opal-and-AI-Credits-Fit-v2.0.docx
@@ -936,74 +936,6 @@
         </w:rPr>
         <w:t xml:space="preserve"> The middle part, the live session itself, is the one AEs get asked about most, and it's almost entirely credit-free.</w:t>
       </w:r>
-    </w:p>
-    <w:p>
-      <w:pPr>
-        <w:pStyle w:val="ListParagraph"/>
-        <w:numPr>
-          <w:ilvl w:val="0"/>
-          <w:numId w:val="2"/>
-        </w:numPr>
-        <w:spacing w:after="60" w:line="264"/>
-      </w:pPr>
-      <w:r>
-        <w:rPr>
-          <w:rFonts w:ascii="Calibri" w:cs="Calibri" w:eastAsia="Calibri" w:hAnsi="Calibri"/>
-          <w:b/>
-          <w:bCs/>
-          <w:color w:val="1A1A1A"/>
-          <w:sz w:val="21"/>
-          <w:szCs w:val="21"/>
-        </w:rPr>
-        <w:t xml:space="preserve">Credits apply</w:t>
-      </w:r>
-    </w:p>
-    <w:p>
-      <w:pPr>
-        <w:pStyle w:val="ListParagraph"/>
-        <w:numPr>
-          <w:ilvl w:val="0"/>
-          <w:numId w:val="2"/>
-        </w:numPr>
-        <w:spacing w:after="60" w:line="264"/>
-      </w:pPr>
-      <w:r>
-        <w:rPr>
-          <w:rFonts w:ascii="Calibri" w:cs="Calibri" w:eastAsia="Calibri" w:hAnsi="Calibri"/>
-          <w:b/>
-          <w:bCs/>
-          <w:color w:val="1A1A1A"/>
-          <w:sz w:val="21"/>
-          <w:szCs w:val="21"/>
-        </w:rPr>
-        <w:t xml:space="preserve">Deterministic engine · no credits</w:t>
-      </w:r>
-    </w:p>
-    <w:p>
-      <w:pPr>
-        <w:pStyle w:val="ListParagraph"/>
-        <w:numPr>
-          <w:ilvl w:val="0"/>
-          <w:numId w:val="2"/>
-        </w:numPr>
-        <w:spacing w:after="60" w:line="264"/>
-      </w:pPr>
-      <w:r>
-        <w:rPr>
-          <w:rFonts w:ascii="Calibri" w:cs="Calibri" w:eastAsia="Calibri" w:hAnsi="Calibri"/>
-          <w:b/>
-          <w:bCs/>
-          <w:color w:val="1A1A1A"/>
-          <w:sz w:val="21"/>
-          <w:szCs w:val="21"/>
-        </w:rPr>
-        <w:t xml:space="preserve">Conditional / exception</w:t>
-      </w:r>
-    </w:p>
-    <w:p>
-      <w:pPr>
-        <w:spacing w:after="60"/>
-      </w:pPr>
     </w:p>
     <w:p>
       <w:pPr>
@@ -4834,12 +4766,6 @@
   </w:abstractNum>
   <w:num w:numId="1">
     <w:abstractNumId w:val="1"/>
-    <w:lvlOverride w:ilvl="0">
-      <w:startOverride w:val="1"/>
-    </w:lvlOverride>
-  </w:num>
-  <w:num w:numId="2">
-    <w:abstractNumId w:val="2"/>
     <w:lvlOverride w:ilvl="0">
       <w:startOverride w:val="1"/>
     </w:lvlOverride>
